--- a/Indulto 2024 - Decreto 12.338 - inciso VII.docx
+++ b/Indulto 2024 - Decreto 12.338 - inciso VII.docx
@@ -29,7 +29,7 @@
           <w:sz w:val="24"/>
           <w:szCs w:val="24"/>
         </w:rPr>
-        <w:t>{{vara}}, ESTADO DE MATO GROSSO DO SUL</w:t>
+        <w:t>{{vara}}{% if vara_estado %}, {{vara_estado}}{% endif %}</w:t>
       </w:r>
       <w:r>
         <w:rPr>
@@ -196,16 +196,16 @@
           <w:sz w:val="24"/>
           <w:szCs w:val="24"/>
         </w:rPr>
-        <w:t xml:space="preserve">, já qualificado nos autos da execução penal, através da </w:t>
-      </w:r>
-      <w:r>
-        <w:rPr>
-          <w:rFonts w:cs="Arial" w:ascii="Arial" w:hAnsi="Arial"/>
-          <w:b/>
-          <w:sz w:val="24"/>
-          <w:szCs w:val="24"/>
-        </w:rPr>
-        <w:t>DEFENSORIA PÚBLICA DE MATO GROSSO DO SUL</w:t>
+        <w:t xml:space="preserve">, já qualificad{{o_a}} nos autos da execução penal, através da </w:t>
+      </w:r>
+      <w:r>
+        <w:rPr>
+          <w:rFonts w:cs="Arial" w:ascii="Arial" w:hAnsi="Arial"/>
+          <w:b/>
+          <w:sz w:val="24"/>
+          <w:szCs w:val="24"/>
+        </w:rPr>
+        <w:t>DEFENSORIA PÚBLICA DO ESTADO DE MATO GROSSO DO SUL</w:t>
       </w:r>
       <w:r>
         <w:rPr>
@@ -230,7 +230,7 @@
           <w:sz w:val="24"/>
           <w:szCs w:val="24"/>
         </w:rPr>
-        <w:t>, vem, respeitosamente, vem à presença de Vossa Excelência, expor e requerer o que segue:</w:t>
+        <w:t>, vem, respeitosamente, à presença de Vossa Excelência, expor e requerer o que segue:</w:t>
       </w:r>
     </w:p>
     <w:p>
@@ -463,7 +463,7 @@
           <w:szCs w:val="24"/>
         </w:rPr>
         <w:tab/>
-        <w:t xml:space="preserve">Conforme se extrai dos autos, o sentenciado preenche os requisitos objetivos previstos no dispositivo acima mencionado, </w:t>
+        <w:t>Conforme se extrai dos autos, {{sentenciado}} preenche os requisitos objetivos previstos no dispositivo acima mencionado.</w:t>
       </w:r>
       <w:r>
         <w:rPr>
@@ -473,7 +473,6 @@
           <w:szCs w:val="24"/>
           <w:highlight w:val="yellow"/>
         </w:rPr>
-        <w:t>inclusive em relação ao delito impeditivo.</w:t>
       </w:r>
     </w:p>
     <w:p>
@@ -525,59 +524,7 @@
           <w:szCs w:val="24"/>
         </w:rPr>
         <w:tab/>
-        <w:t>Além disso, verifica-se que a pena total não supera o limite previsto no Decreto Presidencial, tratando-se de condenações por crimes praticados sem violência ou grave ameaça à pessoa.</w:t>
-      </w:r>
-    </w:p>
-    <w:p>
-      <w:pPr>
-        <w:pStyle w:val="Normal"/>
-        <w:tabs>
-          <w:tab w:val="clear" w:pos="708"/>
-          <w:tab w:val="left" w:pos="2268" w:leader="none"/>
-        </w:tabs>
-        <w:spacing w:lineRule="auto" w:line="360"/>
-        <w:jc w:val="both"/>
-        <w:rPr>
-          <w:rFonts w:ascii="Arial" w:hAnsi="Arial" w:cs="Arial"/>
-          <w:color w:val="000000"/>
-          <w:sz w:val="24"/>
-          <w:szCs w:val="24"/>
-        </w:rPr>
-      </w:pPr>
-      <w:r>
-        <w:rPr>
-          <w:rFonts w:cs="Arial" w:ascii="Arial" w:hAnsi="Arial"/>
-          <w:color w:val="000000"/>
-          <w:sz w:val="24"/>
-          <w:szCs w:val="24"/>
-        </w:rPr>
-      </w:r>
-    </w:p>
-    <w:p>
-      <w:pPr>
-        <w:pStyle w:val="Normal"/>
-        <w:tabs>
-          <w:tab w:val="clear" w:pos="708"/>
-          <w:tab w:val="left" w:pos="2268" w:leader="none"/>
-        </w:tabs>
-        <w:spacing w:lineRule="auto" w:line="360"/>
-        <w:jc w:val="both"/>
-        <w:rPr>
-          <w:rFonts w:ascii="Arial" w:hAnsi="Arial" w:cs="Arial"/>
-          <w:color w:val="000000"/>
-          <w:sz w:val="24"/>
-          <w:szCs w:val="24"/>
-        </w:rPr>
-      </w:pPr>
-      <w:r>
-        <w:rPr>
-          <w:rFonts w:cs="Arial" w:ascii="Arial" w:hAnsi="Arial"/>
-          <w:color w:val="000000"/>
-          <w:sz w:val="24"/>
-          <w:szCs w:val="24"/>
-        </w:rPr>
-        <w:tab/>
-        <w:t>De igual modo, o sentenciado preenche o requisito subjetivo previsto no art. 6º do Decreto nº 12.338/2024, uma vez que não há registro de falta grave no período legalmente exigido.</w:t>
+        <w:t>{% if falta_grave_frase %}De igual modo, {{sentenciado}} preenche o requisito subjetivo previsto no art. 6º do Decreto nº 12.338/2024, uma vez que não há registro de falta grave no período legalmente exigido.{% else %}Quanto ao requisito subjetivo previsto no art. 6º do Decreto nº 12.338/2024, eventual registro disciplinar somente obsta o indulto se configurar falta grave cometida no período legalmente exigido e reconhecida pelo juízo, o que deverá ser aferido nos autos.{% endif %}</w:t>
       </w:r>
     </w:p>
     <w:p>
@@ -705,7 +652,7 @@
           <w:sz w:val="24"/>
           <w:szCs w:val="24"/>
         </w:rPr>
-        <w:t>seja declarada extinta a pena de multa aplicada à condenação do sentenciado</w:t>
+        <w:t>seja declarada extinta a pena de multa aplicada à condenação {{do_sentenciado}}</w:t>
       </w:r>
       <w:r>
         <w:rPr>
